--- a/LAB3/LAB3_CNPM1_1150080053_Lâm Thái Hòa.docx
+++ b/LAB3/LAB3_CNPM1_1150080053_Lâm Thái Hòa.docx
@@ -42,221 +42,177 @@
           <w:sz w:val="28"/>
           <w:szCs w:val="28"/>
         </w:rPr>
-        <w:t xml:space="preserve">LAB 3: </w:t>
-      </w:r>
-      <w:r>
-        <w:rPr>
-          <w:rFonts w:ascii="Times New Roman" w:hAnsi="Times New Roman" w:cs="Times New Roman"/>
+        <w:t>LAB 3: NHẬN DIỆN VÀ ỨNG PHÓ CÁC MỐI ĐE DỌA ĐẾN AN TOÀN THÔNG TIN</w:t>
+      </w:r>
+    </w:p>
+    <w:p>
+      <w:pPr>
+        <w:rPr>
+          <w:rFonts w:ascii="Times New Roman" w:hAnsi="Times New Roman"/>
           <w:b/>
           <w:bCs/>
-          <w:sz w:val="28"/>
-          <w:szCs w:val="28"/>
-        </w:rPr>
-        <w:t>NHẬN DIỆN VÀ ỨNG PHÓ</w:t>
-      </w:r>
-      <w:r>
-        <w:rPr>
-          <w:rFonts w:ascii="Times New Roman" w:hAnsi="Times New Roman" w:cs="Times New Roman"/>
+        </w:rPr>
+      </w:pPr>
+      <w:r>
+        <w:rPr>
+          <w:rFonts w:ascii="Times New Roman" w:hAnsi="Times New Roman"/>
           <w:b/>
           <w:bCs/>
-          <w:sz w:val="28"/>
-          <w:szCs w:val="28"/>
-        </w:rPr>
-        <w:t xml:space="preserve"> </w:t>
-      </w:r>
-      <w:r>
-        <w:rPr>
-          <w:rFonts w:ascii="Times New Roman" w:hAnsi="Times New Roman" w:cs="Times New Roman"/>
+        </w:rPr>
+        <w:t>A. TỔNG QUAN</w:t>
+      </w:r>
+    </w:p>
+    <w:p>
+      <w:pPr>
+        <w:rPr>
+          <w:rFonts w:ascii="Times New Roman" w:hAnsi="Times New Roman"/>
           <w:b/>
           <w:bCs/>
-          <w:sz w:val="28"/>
-          <w:szCs w:val="28"/>
-        </w:rPr>
-        <w:t>CÁC MỐI ĐE DỌA ĐẾN</w:t>
-      </w:r>
-      <w:r>
-        <w:rPr>
-          <w:rFonts w:ascii="Times New Roman" w:hAnsi="Times New Roman" w:cs="Times New Roman"/>
+        </w:rPr>
+      </w:pPr>
+      <w:r>
+        <w:rPr>
+          <w:rFonts w:ascii="Times New Roman" w:hAnsi="Times New Roman"/>
           <w:b/>
           <w:bCs/>
-          <w:sz w:val="28"/>
-          <w:szCs w:val="28"/>
-        </w:rPr>
-        <w:t xml:space="preserve"> </w:t>
-      </w:r>
-      <w:r>
-        <w:rPr>
-          <w:rFonts w:ascii="Times New Roman" w:hAnsi="Times New Roman" w:cs="Times New Roman"/>
+        </w:rPr>
+        <w:t>1. Mục tiêu</w:t>
+      </w:r>
+    </w:p>
+    <w:p>
+      <w:pPr>
+        <w:rPr>
+          <w:rFonts w:ascii="Times New Roman" w:hAnsi="Times New Roman"/>
+        </w:rPr>
+      </w:pPr>
+      <w:r>
+        <w:rPr>
+          <w:rFonts w:ascii="Segoe UI Symbol" w:hAnsi="Segoe UI Symbol" w:cs="Segoe UI Symbol"/>
+        </w:rPr>
+        <w:t>✓</w:t>
+      </w:r>
+      <w:r>
+        <w:rPr>
+          <w:rFonts w:ascii="Times New Roman" w:hAnsi="Times New Roman"/>
+        </w:rPr>
+        <w:t xml:space="preserve"> Phân biệt đúng bốn khái niệm: lỗ hổng (Vulnerability), mối đe dọa (Threat), rủi ro (Risk) và tấn công (Attack), đồng thời liên hệ chúng với tài sản cụ thể trên một máy trạm Windows</w:t>
+      </w:r>
+      <w:r>
+        <w:rPr>
+          <w:rFonts w:ascii="Times New Roman" w:hAnsi="Times New Roman"/>
+        </w:rPr>
+        <w:t>…</w:t>
+      </w:r>
+    </w:p>
+    <w:p>
+      <w:pPr>
+        <w:rPr>
+          <w:rFonts w:ascii="Times New Roman" w:hAnsi="Times New Roman"/>
+        </w:rPr>
+      </w:pPr>
+      <w:r>
+        <w:rPr>
+          <w:rFonts w:ascii="Segoe UI Symbol" w:hAnsi="Segoe UI Symbol" w:cs="Segoe UI Symbol"/>
+        </w:rPr>
+        <w:t>✓</w:t>
+      </w:r>
+      <w:r>
+        <w:rPr>
+          <w:rFonts w:ascii="Times New Roman" w:hAnsi="Times New Roman"/>
+        </w:rPr>
+        <w:t xml:space="preserve"> Nhận diện năm nhóm nguồn đe dọa trong bài học: hành động vô ý, hành động cố ý, thảm họa tự nhiên, lỗi kỹ thuật và lỗi quản lý.</w:t>
+      </w:r>
+    </w:p>
+    <w:p>
+      <w:pPr>
+        <w:rPr>
+          <w:rFonts w:ascii="Times New Roman" w:hAnsi="Times New Roman"/>
+        </w:rPr>
+      </w:pPr>
+      <w:r>
+        <w:rPr>
+          <w:rFonts w:ascii="Segoe UI Symbol" w:hAnsi="Segoe UI Symbol" w:cs="Segoe UI Symbol"/>
+        </w:rPr>
+        <w:t>✓</w:t>
+      </w:r>
+      <w:r>
+        <w:rPr>
+          <w:rFonts w:ascii="Times New Roman" w:hAnsi="Times New Roman"/>
+        </w:rPr>
+        <w:t xml:space="preserve"> Quan sát và thu thập bằng chứng cho các nhóm kỹ thuật được trình bày trong bài học: mã độc, tấn công mật khẩu, keylogging, backdoor/persistence, DoS/DDoS, mail bombing, sniffing, man-in-the-middle, spoofing và social engineering/phishing.</w:t>
+      </w:r>
+    </w:p>
+    <w:p>
+      <w:pPr>
+        <w:rPr>
+          <w:rFonts w:ascii="Times New Roman" w:hAnsi="Times New Roman"/>
+        </w:rPr>
+      </w:pPr>
+      <w:r>
+        <w:rPr>
+          <w:rFonts w:ascii="Segoe UI Symbol" w:hAnsi="Segoe UI Symbol" w:cs="Segoe UI Symbol"/>
+        </w:rPr>
+        <w:t>✓</w:t>
+      </w:r>
+      <w:r>
+        <w:rPr>
+          <w:rFonts w:ascii="Times New Roman" w:hAnsi="Times New Roman"/>
+        </w:rPr>
+        <w:t xml:space="preserve"> Sử dụng Microsoft Defender, Windows Event Log, Sysmon, Autoruns, Process Explorer và Wireshark để thu thập bằng chứng từ endpoint và mạng.</w:t>
+      </w:r>
+    </w:p>
+    <w:p>
+      <w:pPr>
+        <w:rPr>
+          <w:rFonts w:ascii="Times New Roman" w:hAnsi="Times New Roman"/>
+        </w:rPr>
+      </w:pPr>
+      <w:r>
+        <w:rPr>
+          <w:rFonts w:ascii="Segoe UI Symbol" w:hAnsi="Segoe UI Symbol" w:cs="Segoe UI Symbol"/>
+        </w:rPr>
+        <w:t>✓</w:t>
+      </w:r>
+      <w:r>
+        <w:rPr>
+          <w:rFonts w:ascii="Times New Roman" w:hAnsi="Times New Roman"/>
+        </w:rPr>
+        <w:t xml:space="preserve"> Thực hiện quy trình Baseline → Observe → Detect → Contain → Recover →Verify bằng dữ liệu thử nghiệm thuộc phạm vi bài LAB.</w:t>
+      </w:r>
+    </w:p>
+    <w:p>
+      <w:pPr>
+        <w:rPr>
+          <w:rFonts w:ascii="Times New Roman" w:hAnsi="Times New Roman"/>
+        </w:rPr>
+      </w:pPr>
+      <w:r>
+        <w:rPr>
+          <w:rFonts w:ascii="Segoe UI Symbol" w:hAnsi="Segoe UI Symbol" w:cs="Segoe UI Symbol"/>
+        </w:rPr>
+        <w:t>✓</w:t>
+      </w:r>
+      <w:r>
+        <w:rPr>
+          <w:rFonts w:ascii="Times New Roman" w:hAnsi="Times New Roman"/>
+        </w:rPr>
+        <w:t xml:space="preserve"> Tạo báo cáo có thể tái lập: ghi rõ phiên bản, lệnh đã chạy, kết quả quan sát, ảnh chụp trực tiếp từ VM/PC, log và SHA-256 của bằng chứng</w:t>
+      </w:r>
+    </w:p>
+    <w:p>
+      <w:pPr>
+        <w:rPr>
+          <w:rFonts w:ascii="Times New Roman" w:hAnsi="Times New Roman"/>
           <w:b/>
           <w:bCs/>
-          <w:sz w:val="28"/>
-          <w:szCs w:val="28"/>
-        </w:rPr>
-        <w:t>AN TOÀN THÔNG TIN</w:t>
-      </w:r>
-    </w:p>
-    <w:p>
-      <w:pPr>
+        </w:rPr>
+      </w:pPr>
+      <w:r>
         <w:rPr>
           <w:rFonts w:ascii="Times New Roman" w:hAnsi="Times New Roman"/>
           <w:b/>
           <w:bCs/>
         </w:rPr>
-      </w:pPr>
-      <w:r>
-        <w:rPr>
-          <w:rFonts w:ascii="Times New Roman" w:hAnsi="Times New Roman"/>
-          <w:b/>
-          <w:bCs/>
-        </w:rPr>
-        <w:t>A. TỔNG QUAN</w:t>
-      </w:r>
-    </w:p>
-    <w:p>
-      <w:pPr>
-        <w:rPr>
-          <w:rFonts w:ascii="Times New Roman" w:hAnsi="Times New Roman"/>
-          <w:b/>
-          <w:bCs/>
-        </w:rPr>
-      </w:pPr>
-      <w:r>
-        <w:rPr>
-          <w:rFonts w:ascii="Times New Roman" w:hAnsi="Times New Roman"/>
-          <w:b/>
-          <w:bCs/>
-        </w:rPr>
-        <w:t>1. Mục tiêu</w:t>
-      </w:r>
-    </w:p>
-    <w:p>
-      <w:pPr>
-        <w:rPr>
-          <w:rFonts w:ascii="Times New Roman" w:hAnsi="Times New Roman"/>
-        </w:rPr>
-      </w:pPr>
-      <w:r>
-        <w:rPr>
-          <w:rFonts w:ascii="Segoe UI Symbol" w:hAnsi="Segoe UI Symbol" w:cs="Segoe UI Symbol"/>
-        </w:rPr>
-        <w:t>✓</w:t>
-      </w:r>
-      <w:r>
-        <w:rPr>
-          <w:rFonts w:ascii="Times New Roman" w:hAnsi="Times New Roman"/>
-        </w:rPr>
-        <w:t xml:space="preserve"> Phân biệt đúng bốn khái niệm: lỗ hổng (Vulnerability), mối đe dọa (Threat), rủi ro (Risk) và tấn công (Attack), đồng thời liên hệ chúng với tài sản cụ thể trên một máy trạm Windows.</w:t>
-      </w:r>
-    </w:p>
-    <w:p>
-      <w:pPr>
-        <w:rPr>
-          <w:rFonts w:ascii="Times New Roman" w:hAnsi="Times New Roman"/>
-        </w:rPr>
-      </w:pPr>
-      <w:r>
-        <w:rPr>
-          <w:rFonts w:ascii="Segoe UI Symbol" w:hAnsi="Segoe UI Symbol" w:cs="Segoe UI Symbol"/>
-        </w:rPr>
-        <w:t>✓</w:t>
-      </w:r>
-      <w:r>
-        <w:rPr>
-          <w:rFonts w:ascii="Times New Roman" w:hAnsi="Times New Roman"/>
-        </w:rPr>
-        <w:t xml:space="preserve"> Nhận diện năm nhóm nguồn đe dọa trong bài học: hành động vô ý, hành động cố ý, thảm họa tự nhiên, lỗi kỹ thuật và lỗi quản lý.</w:t>
-      </w:r>
-    </w:p>
-    <w:p>
-      <w:pPr>
-        <w:rPr>
-          <w:rFonts w:ascii="Times New Roman" w:hAnsi="Times New Roman"/>
-        </w:rPr>
-      </w:pPr>
-      <w:r>
-        <w:rPr>
-          <w:rFonts w:ascii="Segoe UI Symbol" w:hAnsi="Segoe UI Symbol" w:cs="Segoe UI Symbol"/>
-        </w:rPr>
-        <w:t>✓</w:t>
-      </w:r>
-      <w:r>
-        <w:rPr>
-          <w:rFonts w:ascii="Times New Roman" w:hAnsi="Times New Roman"/>
-        </w:rPr>
-        <w:t xml:space="preserve"> Quan sát và thu thập bằng chứng cho các nhóm kỹ thuật được trình bày trong bài học: mã độc, tấn công mật khẩu, keylogging, backdoor/persistence, DoS/DDoS, mail bombing, sniffing, man-in-the-middle, spoofing và social engineering/phishing.</w:t>
-      </w:r>
-    </w:p>
-    <w:p>
-      <w:pPr>
-        <w:rPr>
-          <w:rFonts w:ascii="Times New Roman" w:hAnsi="Times New Roman"/>
-        </w:rPr>
-      </w:pPr>
-      <w:r>
-        <w:rPr>
-          <w:rFonts w:ascii="Segoe UI Symbol" w:hAnsi="Segoe UI Symbol" w:cs="Segoe UI Symbol"/>
-        </w:rPr>
-        <w:t>✓</w:t>
-      </w:r>
-      <w:r>
-        <w:rPr>
-          <w:rFonts w:ascii="Times New Roman" w:hAnsi="Times New Roman"/>
-        </w:rPr>
-        <w:t xml:space="preserve"> Sử dụng Microsoft Defender, Windows Event Log, Sysmon, Autoruns, Process Explorer và Wireshark để thu thập bằng chứng từ endpoint và mạng.</w:t>
-      </w:r>
-    </w:p>
-    <w:p>
-      <w:pPr>
-        <w:rPr>
-          <w:rFonts w:ascii="Times New Roman" w:hAnsi="Times New Roman"/>
-        </w:rPr>
-      </w:pPr>
-      <w:r>
-        <w:rPr>
-          <w:rFonts w:ascii="Segoe UI Symbol" w:hAnsi="Segoe UI Symbol" w:cs="Segoe UI Symbol"/>
-        </w:rPr>
-        <w:t>✓</w:t>
-      </w:r>
-      <w:r>
-        <w:rPr>
-          <w:rFonts w:ascii="Times New Roman" w:hAnsi="Times New Roman"/>
-        </w:rPr>
-        <w:t xml:space="preserve"> Thực hiện quy trình Baseline → Observe → Detect → Contain → Recover →Verify bằng dữ liệu thử nghiệm thuộc phạm vi bài LAB.</w:t>
-      </w:r>
-    </w:p>
-    <w:p>
-      <w:pPr>
-        <w:rPr>
-          <w:rFonts w:ascii="Times New Roman" w:hAnsi="Times New Roman"/>
-        </w:rPr>
-      </w:pPr>
-      <w:r>
-        <w:rPr>
-          <w:rFonts w:ascii="Segoe UI Symbol" w:hAnsi="Segoe UI Symbol" w:cs="Segoe UI Symbol"/>
-        </w:rPr>
-        <w:t>✓</w:t>
-      </w:r>
-      <w:r>
-        <w:rPr>
-          <w:rFonts w:ascii="Times New Roman" w:hAnsi="Times New Roman"/>
-        </w:rPr>
-        <w:t xml:space="preserve"> Tạo báo cáo có thể tái lập: ghi rõ phiên bản, lệnh đã chạy, kết quả quan sát, ảnh chụp trực tiếp từ VM/PC, log và SHA-256 của bằng chứng</w:t>
-      </w:r>
-    </w:p>
-    <w:p>
-      <w:pPr>
-        <w:rPr>
-          <w:rFonts w:ascii="Times New Roman" w:hAnsi="Times New Roman"/>
-          <w:b/>
-          <w:bCs/>
-        </w:rPr>
-      </w:pPr>
-      <w:r>
-        <w:rPr>
-          <w:rFonts w:ascii="Times New Roman" w:hAnsi="Times New Roman"/>
-          <w:b/>
-          <w:bCs/>
-        </w:rPr>
         <w:t>2. Kiến thức nền</w:t>
       </w:r>
     </w:p>
@@ -269,6 +225,7 @@
       <w:r>
         <w:rPr>
           <w:rFonts w:ascii="Times New Roman" w:hAnsi="Times New Roman"/>
+          <w:noProof/>
         </w:rPr>
         <w:drawing>
           <wp:inline distT="0" distB="0" distL="0" distR="0" wp14:anchorId="46AECCAD" wp14:editId="00C3CBB5">
@@ -1355,6 +1312,7 @@
   <w:style w:type="character" w:default="1" w:styleId="DefaultParagraphFont">
     <w:name w:val="Default Paragraph Font"/>
     <w:uiPriority w:val="1"/>
+    <w:semiHidden/>
     <w:unhideWhenUsed/>
   </w:style>
   <w:style w:type="table" w:default="1" w:styleId="TableNormal">
